--- a/data/analysis/Reportes/Archivo/Analisis_Hidrometeorologico_2026-09-21.docx
+++ b/data/analysis/Reportes/Archivo/Analisis_Hidrometeorologico_2026-09-21.docx
@@ -35,7 +35,7 @@
           <w:rFonts w:ascii="Arial" w:hAnsi="Arial"/>
           <w:sz w:val="19"/>
         </w:rPr>
-        <w:t>CORTE: 2026-09-21 11:00</w:t>
+        <w:t>CORTE: 2026-09-21 15:00</w:t>
       </w:r>
     </w:p>
     <w:p>
@@ -75,7 +75,7 @@
           <w:rFonts w:ascii="Arial" w:hAnsi="Arial"/>
           <w:sz w:val="19"/>
         </w:rPr>
-        <w:t>Al corte de las 11:00 h, la lectura debe mantenerse integrada y no por cuencas aisladas. La señal hidrométrica más reciente tiene como referencia principal el corte vigente de niveles y la lluvia observada/prevista sobre Guatemala, Chiapas y Tabasco. El mayor cambio de 24 h entre estaciones observadas es Boca del Cerro +0.32 m/24 h. La prioridad operativa es confirmar cualquier cambio de escenario con coincidencia de lluvia, saturación, niveles, caudales y operación de presas; el pronóstico por sí solo no constituye una creciente confirmada.</w:t>
+        <w:t>Al corte de las 15:00 h, la lectura debe mantenerse integrada y no por cuencas aisladas. La señal hidrométrica más reciente tiene como referencia principal el corte vigente de niveles y la lluvia observada/prevista sobre Guatemala, Chiapas y Tabasco. El mayor cambio de 24 h entre estaciones observadas es Boca del Cerro +0.32 m/24 h. La prioridad operativa es confirmar cualquier cambio de escenario con coincidencia de lluvia, saturación, niveles, caudales y operación de presas; el pronóstico por sí solo no constituye una creciente confirmada.</w:t>
       </w:r>
     </w:p>
     <w:p>
@@ -315,7 +315,7 @@
           <w:rFonts w:ascii="Arial" w:hAnsi="Arial"/>
           <w:sz w:val="19"/>
         </w:rPr>
-        <w:t>Boca del Cerro registra 12.45 m, con variación de 24 h +0.32 m. En la cuenca alta de Guatemala, El Tigre reporta 5.76 m y 1013.0 m³/s; El Porvenir/La Pasión 1.90 m y 194.4 m³/s. La secuencia de vigilancia se mantiene Guatemala → Boca del Cerro/Tenosique → Balancán → Emiliano Zapata → Jonuta → Centla. Pronóstico SMN para Usumacinta: 0-24 h: 75 a 150 mm; 24-48 h: 75 a 150 mm; 48-72 h: 75 a 150 mm; 72-96 h: 75 a 150 mm.</w:t>
+        <w:t>Boca del Cerro registra 12.49 m, con variación de 24 h +0.32 m. En la cuenca alta de Guatemala, El Tigre reporta 6.04 m y 1134.7 m³/s; El Porvenir/La Pasión s/d m y s/d m³/s. La secuencia de vigilancia se mantiene Guatemala → Lacantún → Boca del Cerro/Tenosique → Balancán → Emiliano Zapata → Jonuta → Centla. Pronóstico SMN para Usumacinta: 0-24 h: 75 a 150 mm; 24-48 h: 75 a 150 mm; 48-72 h: 75 a 150 mm; 72-96 h: 75 a 150 mm.</w:t>
       </w:r>
     </w:p>
     <w:tbl>
@@ -403,7 +403,7 @@
                 <w:b w:val="0"/>
                 <w:sz w:val="16"/>
               </w:rPr>
-              <w:t>5.76 m; 1013.0 m³/s</w:t>
+              <w:t>6.04 m; 1134.7 m³/s</w:t>
             </w:r>
           </w:p>
         </w:tc>
@@ -435,6 +435,53 @@
                 <w:b w:val="0"/>
                 <w:sz w:val="16"/>
               </w:rPr>
+              <w:t>Lacantún (BHG21, Ocosingo)</w:t>
+            </w:r>
+          </w:p>
+        </w:tc>
+        <w:tc>
+          <w:tcPr>
+            <w:tcW w:type="dxa" w:w="3504"/>
+          </w:tcPr>
+          <w:p>
+            <w:r>
+              <w:rPr>
+                <w:rFonts w:ascii="Arial" w:hAnsi="Arial"/>
+                <w:b w:val="0"/>
+                <w:sz w:val="16"/>
+              </w:rPr>
+              <w:t>138.33 m; 274.45 m³/s; lluvia 24 h 9.6 mm</w:t>
+            </w:r>
+          </w:p>
+        </w:tc>
+        <w:tc>
+          <w:tcPr>
+            <w:tcW w:type="dxa" w:w="3504"/>
+          </w:tcPr>
+          <w:p>
+            <w:r>
+              <w:rPr>
+                <w:rFonts w:ascii="Arial" w:hAnsi="Arial"/>
+                <w:b w:val="0"/>
+                <w:sz w:val="16"/>
+              </w:rPr>
+              <w:t>Aporte de cuenca alta antes de Boca del Cerro; valorar su tendencia junto con Guatemala y la respuesta posterior en Tenosique.</w:t>
+            </w:r>
+          </w:p>
+        </w:tc>
+      </w:tr>
+      <w:tr>
+        <w:tc>
+          <w:tcPr>
+            <w:tcW w:type="dxa" w:w="3504"/>
+          </w:tcPr>
+          <w:p>
+            <w:r>
+              <w:rPr>
+                <w:rFonts w:ascii="Arial" w:hAnsi="Arial"/>
+                <w:b w:val="0"/>
+                <w:sz w:val="16"/>
+              </w:rPr>
               <w:t>Boca del Cerro</w:t>
             </w:r>
           </w:p>
@@ -450,7 +497,7 @@
                 <w:b w:val="0"/>
                 <w:sz w:val="16"/>
               </w:rPr>
-              <w:t>12.45 m; Δ24 h +0.32 m</w:t>
+              <w:t>12.49 m; Δ24 h +0.32 m</w:t>
             </w:r>
           </w:p>
         </w:tc>
@@ -488,7 +535,7 @@
           <w:rFonts w:ascii="Arial" w:hAnsi="Arial"/>
           <w:sz w:val="19"/>
         </w:rPr>
-        <w:t>Los Ríos Serranos tienen respuesta más rápida que el Usumacinta. Oxolotán 34.10 m, Tapijulapa 16.06 m, Teapa 33.97 m y Puyacatengo 24.80 m. Deben vigilarse primero lluvia horaria y estaciones aguas arriba antes de esperar una respuesta en el Grijalva de Villahermosa. Pronóstico SMN Bajo Grijalva–Ríos de la Sierra: 0-24 h: 75 a 150 mm; 24-48 h: 75 a 150 mm; 48-72 h: 75 a 150 mm; 72-96 h: 75 a 150 mm.</w:t>
+        <w:t>Los Ríos Serranos tienen respuesta más rápida que el Usumacinta. Oxolotán 34.08 m, Tapijulapa 16.02 m, Teapa 33.89 m y Puyacatengo 24.79 m. Deben vigilarse primero lluvia horaria y estaciones aguas arriba antes de esperar una respuesta en el Grijalva de Villahermosa. Pronóstico SMN Bajo Grijalva–Ríos de la Sierra: 0-24 h: 75 a 150 mm; 24-48 h: 75 a 150 mm; 48-72 h: 75 a 150 mm; 72-96 h: 75 a 150 mm.</w:t>
       </w:r>
     </w:p>
     <w:tbl>
@@ -717,7 +764,7 @@
                 <w:b w:val="0"/>
                 <w:sz w:val="16"/>
               </w:rPr>
-              <w:t>Salto de Agua 3.00 m; Macuspana 3.53 m</w:t>
+              <w:t>Salto de Agua 2.97 m; Macuspana 3.48 m</w:t>
             </w:r>
           </w:p>
         </w:tc>
@@ -1250,7 +1297,7 @@
           <w:rFonts w:ascii="Arial" w:hAnsi="Arial"/>
           <w:sz w:val="19"/>
         </w:rPr>
-        <w:t>Samaria registra 11.68 m y González/Carrizal 3.38 m. El gasto de Peñitas no debe equipararse automáticamente con el gasto que llega a cada brazo: deben incorporarse Platanar y otras aportaciones de cuenca libre y considerar la distribución hidráulica posterior. Como referencia operativa se conserva aproximadamente 70 % hacia Samaria y 30 % hacia Carrizal, sujeta a condiciones hidráulicas y a la operación de El Macayo.</w:t>
+        <w:t>Samaria registra 11.86 m y González/Carrizal 3.30 m. El gasto de Peñitas no debe equipararse automáticamente con el gasto que llega a cada brazo: deben incorporarse Platanar y otras aportaciones de cuenca libre y considerar la distribución hidráulica posterior. Como referencia operativa se conserva aproximadamente 70 % hacia Samaria y 30 % hacia Carrizal, sujeta a condiciones hidráulicas y a la operación de El Macayo.</w:t>
       </w:r>
     </w:p>
     <w:tbl>
@@ -1385,7 +1432,7 @@
                 <w:b w:val="0"/>
                 <w:sz w:val="16"/>
               </w:rPr>
-              <w:t>11.68 m</w:t>
+              <w:t>11.86 m</w:t>
             </w:r>
           </w:p>
         </w:tc>
@@ -1432,7 +1479,7 @@
                 <w:b w:val="0"/>
                 <w:sz w:val="16"/>
               </w:rPr>
-              <w:t>González 3.38 m</w:t>
+              <w:t>González 3.30 m</w:t>
             </w:r>
           </w:p>
         </w:tc>
@@ -1906,7 +1953,7 @@
           <w:rFonts w:ascii="Arial" w:hAnsi="Arial"/>
           <w:sz w:val="19"/>
         </w:rPr>
-        <w:t>El diagnóstico integrado del corte de las 11:00 h se mantiene condicionado por la evolución conjunta de Guatemala–Usumacinta–Boca del Cerro, Ríos Serranos–Pichucalco–Grijalva bajo, la cascada de presas y Peñitas/cuenca libre–Mezcalapa–Samaria–Carrizal. Ningún componente debe interpretarse de manera aislada. La señal operativa debe escalar únicamente cuando coincidan magnitud, persistencia y respuesta observada.</w:t>
+        <w:t>El diagnóstico integrado del corte de las 15:00 h se mantiene condicionado por la evolución conjunta de Guatemala–Usumacinta–Boca del Cerro, Ríos Serranos–Pichucalco–Grijalva bajo, la cascada de presas y Peñitas/cuenca libre–Mezcalapa–Samaria–Carrizal. Ningún componente debe interpretarse de manera aislada. La señal operativa debe escalar únicamente cuando coincidan magnitud, persistencia y respuesta observada.</w:t>
       </w:r>
     </w:p>
     <w:p>
@@ -2012,7 +2059,31 @@
           <w:rFonts w:ascii="Arial" w:hAnsi="Arial"/>
           <w:sz w:val="19"/>
         </w:rPr>
-        <w:t>WeatherLink: PICHUCALCO PCIVILCHIAPAS 1.8 mm/24 h</w:t>
+        <w:t>WeatherLink: PICHUCALCO PCIVILCHIAPAS 2.0 mm/24 h</w:t>
+      </w:r>
+    </w:p>
+    <w:p>
+      <w:pPr>
+        <w:pStyle w:val="ListBullet"/>
+      </w:pPr>
+      <w:r>
+        <w:rPr>
+          <w:rFonts w:ascii="Arial" w:hAnsi="Arial"/>
+          <w:sz w:val="19"/>
+        </w:rPr>
+        <w:t>WeatherLink: SEMAR Capitanía de Pto. Alvarado, Ver. 0.8 mm/24 h</w:t>
+      </w:r>
+    </w:p>
+    <w:p>
+      <w:pPr>
+        <w:pStyle w:val="ListBullet"/>
+      </w:pPr>
+      <w:r>
+        <w:rPr>
+          <w:rFonts w:ascii="Arial" w:hAnsi="Arial"/>
+          <w:sz w:val="19"/>
+        </w:rPr>
+        <w:t>WeatherLink: SALTO DE AGUA PCIVILCHIAPAS 0.8 mm/24 h</w:t>
       </w:r>
     </w:p>
     <w:p>
@@ -2037,30 +2108,6 @@
           <w:sz w:val="19"/>
         </w:rPr>
         <w:t>WeatherLink: ASUR Villahermosa 0.5 mm/24 h</w:t>
-      </w:r>
-    </w:p>
-    <w:p>
-      <w:pPr>
-        <w:pStyle w:val="ListBullet"/>
-      </w:pPr>
-      <w:r>
-        <w:rPr>
-          <w:rFonts w:ascii="Arial" w:hAnsi="Arial"/>
-          <w:sz w:val="19"/>
-        </w:rPr>
-        <w:t>WeatherLink: Yaxhá - INSIVUMEH PETEN 0.0 mm/24 h</w:t>
-      </w:r>
-    </w:p>
-    <w:p>
-      <w:pPr>
-        <w:pStyle w:val="ListBullet"/>
-      </w:pPr>
-      <w:r>
-        <w:rPr>
-          <w:rFonts w:ascii="Arial" w:hAnsi="Arial"/>
-          <w:sz w:val="19"/>
-        </w:rPr>
-        <w:t>WeatherLink: SEMAR E.I.O. Cd. del Carmen. 0.0 mm/24 h</w:t>
       </w:r>
     </w:p>
     <w:p>
@@ -2235,7 +2282,7 @@
                 <w:b w:val="0"/>
                 <w:sz w:val="16"/>
               </w:rPr>
-              <w:t>2026-09-21T08:37:25-06:00</w:t>
+              <w:t>2026-09-21T08:37:03-06:00</w:t>
             </w:r>
           </w:p>
         </w:tc>
@@ -2250,7 +2297,7 @@
                 <w:b w:val="0"/>
                 <w:sz w:val="16"/>
               </w:rPr>
-              <w:t>2026-09-21T09:27:07.543048-06:00</w:t>
+              <w:t>2026-09-21T14:41:22.943379-06:00</w:t>
             </w:r>
           </w:p>
         </w:tc>
@@ -2297,7 +2344,7 @@
                 <w:b w:val="0"/>
                 <w:sz w:val="16"/>
               </w:rPr>
-              <w:t>2026-09-20T09:45:54-06:00</w:t>
+              <w:t>2026-09-21T10:22:56-06:00</w:t>
             </w:r>
           </w:p>
         </w:tc>
@@ -2312,7 +2359,7 @@
                 <w:b w:val="0"/>
                 <w:sz w:val="16"/>
               </w:rPr>
-              <w:t>2026-09-20T13:26:30.145021-06:00</w:t>
+              <w:t>2026-09-21T14:41:22.943379-06:00</w:t>
             </w:r>
           </w:p>
         </w:tc>
@@ -2454,7 +2501,7 @@
           <w:rFonts w:ascii="Arial" w:hAnsi="Arial"/>
           <w:sz w:val="19"/>
         </w:rPr>
-        <w:t>El Porvenir–La Pasión: nivel 1.90 m · caudal 194.37 m³/s.</w:t>
+        <w:t>El Porvenir–La Pasión: nivel s/d · caudal s/d.</w:t>
       </w:r>
     </w:p>
     <w:p>
@@ -2466,7 +2513,7 @@
           <w:rFonts w:ascii="Arial" w:hAnsi="Arial"/>
           <w:sz w:val="19"/>
         </w:rPr>
-        <w:t>El Tigre–Usumacinta: nivel 5.76 m · caudal 1012.96 m³/s.</w:t>
+        <w:t>El Tigre–Usumacinta: nivel 6.04 m · caudal 1134.70 m³/s.</w:t>
       </w:r>
     </w:p>
     <w:p>
@@ -2478,7 +2525,7 @@
           <w:rFonts w:ascii="Arial" w:hAnsi="Arial"/>
           <w:sz w:val="19"/>
         </w:rPr>
-        <w:t>Cadena de seguimiento en Tabasco: Boca del Cerro: 12.45 m · Δ24 h +0.32 m → Balancán: s/d → Emiliano Zapata: s/d → Jonuta: s/d → Centla/Tres Brazos: s/d.</w:t>
+        <w:t>Cadena de seguimiento en Tabasco: Boca del Cerro: 12.49 m · Δ24 h +0.32 m → Balancán: s/d → Emiliano Zapata: s/d → Jonuta: s/d → Centla/Tres Brazos: s/d.</w:t>
       </w:r>
     </w:p>
     <w:p>
@@ -2490,7 +2537,7 @@
           <w:rFonts w:ascii="Arial" w:hAnsi="Arial"/>
           <w:sz w:val="19"/>
         </w:rPr>
-        <w:t>Evolución El Tigre: Δ nivel +0.530 m en 18.0 h; tendencia incrementando.</w:t>
+        <w:t>Evolución El Tigre: Δ nivel +0.280 m en 30.0 h; tendencia incrementando.</w:t>
       </w:r>
     </w:p>
     <w:p>

--- a/data/analysis/Reportes/Archivo/Analisis_Hidrometeorologico_2026-09-21.docx
+++ b/data/analysis/Reportes/Archivo/Analisis_Hidrometeorologico_2026-09-21.docx
@@ -35,7 +35,7 @@
           <w:rFonts w:ascii="Arial" w:hAnsi="Arial"/>
           <w:sz w:val="19"/>
         </w:rPr>
-        <w:t>CORTE: 2026-09-21 15:00</w:t>
+        <w:t>CORTE: 2026-09-21 15:08</w:t>
       </w:r>
     </w:p>
     <w:p>
@@ -75,7 +75,7 @@
           <w:rFonts w:ascii="Arial" w:hAnsi="Arial"/>
           <w:sz w:val="19"/>
         </w:rPr>
-        <w:t>Al corte de las 15:00 h, la lectura debe mantenerse integrada y no por cuencas aisladas. La señal hidrométrica más reciente tiene como referencia principal el corte vigente de niveles y la lluvia observada/prevista sobre Guatemala, Chiapas y Tabasco. El mayor cambio de 24 h entre estaciones observadas es Boca del Cerro +0.32 m/24 h. La prioridad operativa es confirmar cualquier cambio de escenario con coincidencia de lluvia, saturación, niveles, caudales y operación de presas; el pronóstico por sí solo no constituye una creciente confirmada.</w:t>
+        <w:t>Al corte de las 15:08 h, la lectura debe mantenerse integrada y no por cuencas aisladas. La señal hidrométrica más reciente tiene como referencia principal el corte vigente de niveles y la lluvia observada/prevista sobre Guatemala, Chiapas y Tabasco. El mayor cambio de 24 h entre estaciones observadas es Boca del Cerro +0.32 m/24 h. La prioridad operativa es confirmar cualquier cambio de escenario con coincidencia de lluvia, saturación, niveles, caudales y operación de presas; el pronóstico por sí solo no constituye una creciente confirmada.</w:t>
       </w:r>
     </w:p>
     <w:p>
@@ -1953,7 +1953,7 @@
           <w:rFonts w:ascii="Arial" w:hAnsi="Arial"/>
           <w:sz w:val="19"/>
         </w:rPr>
-        <w:t>El diagnóstico integrado del corte de las 15:00 h se mantiene condicionado por la evolución conjunta de Guatemala–Usumacinta–Boca del Cerro, Ríos Serranos–Pichucalco–Grijalva bajo, la cascada de presas y Peñitas/cuenca libre–Mezcalapa–Samaria–Carrizal. Ningún componente debe interpretarse de manera aislada. La señal operativa debe escalar únicamente cuando coincidan magnitud, persistencia y respuesta observada.</w:t>
+        <w:t>El diagnóstico integrado del corte de las 15:08 h se mantiene condicionado por la evolución conjunta de Guatemala–Usumacinta–Boca del Cerro, Ríos Serranos–Pichucalco–Grijalva bajo, la cascada de presas y Peñitas/cuenca libre–Mezcalapa–Samaria–Carrizal. Ningún componente debe interpretarse de manera aislada. La señal operativa debe escalar únicamente cuando coincidan magnitud, persistencia y respuesta observada.</w:t>
       </w:r>
     </w:p>
     <w:p>
@@ -2297,7 +2297,7 @@
                 <w:b w:val="0"/>
                 <w:sz w:val="16"/>
               </w:rPr>
-              <w:t>2026-09-21T14:41:22.943379-06:00</w:t>
+              <w:t>2026-09-21T15:02:11.759577-06:00</w:t>
             </w:r>
           </w:p>
         </w:tc>
@@ -2359,7 +2359,7 @@
                 <w:b w:val="0"/>
                 <w:sz w:val="16"/>
               </w:rPr>
-              <w:t>2026-09-21T14:41:22.943379-06:00</w:t>
+              <w:t>2026-09-21T15:02:11.759577-06:00</w:t>
             </w:r>
           </w:p>
         </w:tc>

--- a/data/analysis/Reportes/Archivo/Analisis_Hidrometeorologico_2026-09-21.docx
+++ b/data/analysis/Reportes/Archivo/Analisis_Hidrometeorologico_2026-09-21.docx
@@ -35,7 +35,7 @@
           <w:rFonts w:ascii="Arial" w:hAnsi="Arial"/>
           <w:sz w:val="19"/>
         </w:rPr>
-        <w:t>CORTE: 2026-09-21 15:08</w:t>
+        <w:t>CORTE: 2026-09-21 15:13</w:t>
       </w:r>
     </w:p>
     <w:p>
@@ -75,7 +75,7 @@
           <w:rFonts w:ascii="Arial" w:hAnsi="Arial"/>
           <w:sz w:val="19"/>
         </w:rPr>
-        <w:t>Al corte de las 15:08 h, la lectura debe mantenerse integrada y no por cuencas aisladas. La señal hidrométrica más reciente tiene como referencia principal el corte vigente de niveles y la lluvia observada/prevista sobre Guatemala, Chiapas y Tabasco. El mayor cambio de 24 h entre estaciones observadas es Boca del Cerro +0.32 m/24 h. La prioridad operativa es confirmar cualquier cambio de escenario con coincidencia de lluvia, saturación, niveles, caudales y operación de presas; el pronóstico por sí solo no constituye una creciente confirmada.</w:t>
+        <w:t>Al corte de las 15:13 h, la lectura debe mantenerse integrada y no por cuencas aisladas. La señal hidrométrica más reciente tiene como referencia principal el corte vigente de niveles y la lluvia observada/prevista sobre Guatemala, Chiapas y Tabasco. El mayor cambio de 24 h entre estaciones observadas es Boca del Cerro +0.32 m/24 h. La prioridad operativa es confirmar cualquier cambio de escenario con coincidencia de lluvia, saturación, niveles, caudales y operación de presas; el pronóstico por sí solo no constituye una creciente confirmada.</w:t>
       </w:r>
     </w:p>
     <w:p>
@@ -1953,7 +1953,7 @@
           <w:rFonts w:ascii="Arial" w:hAnsi="Arial"/>
           <w:sz w:val="19"/>
         </w:rPr>
-        <w:t>El diagnóstico integrado del corte de las 15:08 h se mantiene condicionado por la evolución conjunta de Guatemala–Usumacinta–Boca del Cerro, Ríos Serranos–Pichucalco–Grijalva bajo, la cascada de presas y Peñitas/cuenca libre–Mezcalapa–Samaria–Carrizal. Ningún componente debe interpretarse de manera aislada. La señal operativa debe escalar únicamente cuando coincidan magnitud, persistencia y respuesta observada.</w:t>
+        <w:t>El diagnóstico integrado del corte de las 15:13 h se mantiene condicionado por la evolución conjunta de Guatemala–Usumacinta–Boca del Cerro, Ríos Serranos–Pichucalco–Grijalva bajo, la cascada de presas y Peñitas/cuenca libre–Mezcalapa–Samaria–Carrizal. Ningún componente debe interpretarse de manera aislada. La señal operativa debe escalar únicamente cuando coincidan magnitud, persistencia y respuesta observada.</w:t>
       </w:r>
     </w:p>
     <w:p>
